--- a/docs/GUIA - LADVET.docx
+++ b/docs/GUIA - LADVET.docx
@@ -1,8 +1,287 @@
 
 <file path=word/document.xml><?xml version="1.0" encoding="utf-8"?>
-<w:document xmlns:wpc="http://schemas.microsoft.com/office/word/2010/wordprocessingCanvas" xmlns:cx="http://schemas.microsoft.com/office/drawing/2014/chartex" xmlns:cx1="http://schemas.microsoft.com/office/drawing/2015/9/8/chartex" xmlns:cx2="http://schemas.microsoft.com/office/drawing/2015/10/21/chartex" xmlns:cx3="http://schemas.microsoft.com/office/drawing/2016/5/9/chartex" xmlns:cx4="http://schemas.microsoft.com/office/drawing/2016/5/10/chartex" xmlns:cx5="http://schemas.microsoft.com/office/drawing/2016/5/11/chartex" xmlns:cx6="http://schemas.microsoft.com/office/drawing/2016/5/12/chartex" xmlns:cx7="http://schemas.microsoft.com/office/drawing/2016/5/13/chartex" xmlns:cx8="http://schemas.microsoft.com/office/drawing/2016/5/14/chartex" xmlns:mc="http://schemas.openxmlformats.org/markup-compatibility/2006" xmlns:aink="http://schemas.microsoft.com/office/drawing/2016/ink" xmlns:am3d="http://schemas.microsoft.com/office/drawing/2017/model3d" xmlns:o="urn:schemas-microsoft-com:office:office" xmlns:oel="http://schemas.microsoft.com/office/2019/extlst" xmlns:r="http://schemas.openxmlformats.org/officeDocument/2006/relationships" xmlns:m="http://schemas.openxmlformats.org/officeDocument/2006/math" xmlns:v="urn:schemas-microsoft-com:vml" xmlns:wp14="http://schemas.microsoft.com/office/word/2010/wordprocessingDrawing" xmlns:wp="http://schemas.openxmlformats.org/drawingml/2006/wordprocessingDrawing" xmlns:w10="urn:schemas-microsoft-com:office:word" xmlns:w="http://schemas.openxmlformats.org/wordprocessingml/2006/main" xmlns:w14="http://schemas.microsoft.com/office/word/2010/wordml" xmlns:w15="http://schemas.microsoft.com/office/word/2012/wordml" xmlns:w16cex="http://schemas.microsoft.com/office/word/2018/wordml/cex" xmlns:w16cid="http://schemas.microsoft.com/office/word/2016/wordml/cid" xmlns:w16="http://schemas.microsoft.com/office/word/2018/wordml" xmlns:w16du="http://schemas.microsoft.com/office/word/2023/wordml/word16du" xmlns:w16sdtdh="http://schemas.microsoft.com/office/word/2020/wordml/sdtdatahash" xmlns:w16sdtfl="http://schemas.microsoft.com/office/word/2024/wordml/sdtformatlock" xmlns:w16se="http://schemas.microsoft.com/office/word/2015/wordml/symex" xmlns:wpg="http://schemas.microsoft.com/office/word/2010/wordprocessingGroup" xmlns:wpi="http://schemas.microsoft.com/office/word/2010/wordprocessingInk" xmlns:wne="http://schemas.microsoft.com/office/word/2006/wordml" xmlns:wps="http://schemas.microsoft.com/office/word/2010/wordprocessingShape" mc:Ignorable="w14 w15 w16se w16cid w16 w16cex w16sdtdh w16sdtfl w16du wp14">
+<w:document xmlns:wpc="http://schemas.microsoft.com/office/word/2010/wordprocessingCanvas" xmlns:cx="http://schemas.microsoft.com/office/drawing/2014/chartex" xmlns:cx1="http://schemas.microsoft.com/office/drawing/2015/9/8/chartex" xmlns:cx2="http://schemas.microsoft.com/office/drawing/2015/10/21/chartex" xmlns:cx3="http://schemas.microsoft.com/office/drawing/2016/5/9/chartex" xmlns:cx4="http://schemas.microsoft.com/office/drawing/2016/5/10/chartex" xmlns:cx5="http://schemas.microsoft.com/office/drawing/2016/5/11/chartex" xmlns:cx6="http://schemas.microsoft.com/office/drawing/2016/5/12/chartex" xmlns:cx7="http://schemas.microsoft.com/office/drawing/2016/5/13/chartex" xmlns:cx8="http://schemas.microsoft.com/office/drawing/2016/5/14/chartex" xmlns:mc="http://schemas.openxmlformats.org/markup-compatibility/2006" xmlns:aink="http://schemas.microsoft.com/office/drawing/2016/ink" xmlns:am3d="http://schemas.microsoft.com/office/drawing/2017/model3d" xmlns:o="urn:schemas-microsoft-com:office:office" xmlns:oel="http://schemas.microsoft.com/office/2019/extlst" xmlns:r="http://schemas.openxmlformats.org/officeDocument/2006/relationships" xmlns:m="http://schemas.openxmlformats.org/officeDocument/2006/math" xmlns:v="urn:schemas-microsoft-com:vml" xmlns:wp14="http://schemas.microsoft.com/office/word/2010/wordprocessingDrawing" xmlns:wp="http://schemas.openxmlformats.org/drawingml/2006/wordprocessingDrawing" xmlns:w10="urn:schemas-microsoft-com:office:word" xmlns:w="http://schemas.openxmlformats.org/wordprocessingml/2006/main" xmlns:w14="http://schemas.microsoft.com/office/word/2010/wordml" xmlns:w15="http://schemas.microsoft.com/office/word/2012/wordml" xmlns:w16cei="http://schemas.microsoft.com/office/word/2026/wordml/cei" xmlns:w16cex="http://schemas.microsoft.com/office/word/2018/wordml/cex" xmlns:w16cid="http://schemas.microsoft.com/office/word/2016/wordml/cid" xmlns:w16="http://schemas.microsoft.com/office/word/2018/wordml" xmlns:w16du="http://schemas.microsoft.com/office/word/2023/wordml/word16du" xmlns:w16sdtdh="http://schemas.microsoft.com/office/word/2020/wordml/sdtdatahash" xmlns:w16sdtfl="http://schemas.microsoft.com/office/word/2024/wordml/sdtformatlock" xmlns:w16se="http://schemas.microsoft.com/office/word/2015/wordml/symex" xmlns:wpg="http://schemas.microsoft.com/office/word/2010/wordprocessingGroup" xmlns:wpi="http://schemas.microsoft.com/office/word/2010/wordprocessingInk" xmlns:wne="http://schemas.microsoft.com/office/word/2006/wordml" xmlns:wps="http://schemas.microsoft.com/office/word/2010/wordprocessingShape" mc:Ignorable="w14 w15 w16se w16cid w16 w16cex w16sdtdh w16sdtfl w16du wp14">
   <w:body>
-    <w:p/>
+    <w:p>
+      <w:pPr>
+        <w:pStyle w:val="PargrafodaLista"/>
+        <w:ind w:firstLine="696"/>
+        <w:jc w:val="both"/>
+        <w:rPr>
+          <w:rFonts w:ascii="Baguet Script" w:hAnsi="Baguet Script"/>
+          <w:color w:val="D86DCB" w:themeColor="accent5" w:themeTint="99"/>
+          <w:sz w:val="48"/>
+          <w:szCs w:val="48"/>
+        </w:rPr>
+      </w:pPr>
+      <w:r>
+        <w:rPr>
+          <w:rFonts w:ascii="Baguet Script" w:hAnsi="Baguet Script"/>
+          <w:color w:val="D86DCB" w:themeColor="accent5" w:themeTint="99"/>
+          <w:sz w:val="48"/>
+          <w:szCs w:val="48"/>
+        </w:rPr>
+        <w:t>Funcionamento do Projeto LADVET</w:t>
+      </w:r>
+    </w:p>
+    <w:p>
+      <w:pPr>
+        <w:numPr>
+          <w:ilvl w:val="0"/>
+          <w:numId w:val="2"/>
+        </w:numPr>
+        <w:jc w:val="both"/>
+      </w:pPr>
+      <w:r>
+        <w:t>O LADVET será uma plataforma desenvolvida para ser vendida e utilizada por uma única clínica veterinária, funcionando como um sistema próprio para gerenciamento de animais e processos de adoção.</w:t>
+      </w:r>
+    </w:p>
+    <w:p>
+      <w:pPr>
+        <w:numPr>
+          <w:ilvl w:val="0"/>
+          <w:numId w:val="2"/>
+        </w:numPr>
+        <w:jc w:val="both"/>
+      </w:pPr>
+      <w:r>
+        <w:t>O sistema contará com cadastro e login de usuários, onde no momento da criação da conta o adotante deverá preencher um formulário com informações pessoais e informações relacionadas à adoção, como:</w:t>
+      </w:r>
+    </w:p>
+    <w:p>
+      <w:pPr>
+        <w:numPr>
+          <w:ilvl w:val="1"/>
+          <w:numId w:val="2"/>
+        </w:numPr>
+        <w:jc w:val="both"/>
+      </w:pPr>
+      <w:r>
+        <w:t>Tipo de residência;</w:t>
+      </w:r>
+    </w:p>
+    <w:p>
+      <w:pPr>
+        <w:numPr>
+          <w:ilvl w:val="1"/>
+          <w:numId w:val="2"/>
+        </w:numPr>
+        <w:jc w:val="both"/>
+      </w:pPr>
+      <w:r>
+        <w:t>Espaço disponível para o animal;</w:t>
+      </w:r>
+    </w:p>
+    <w:p>
+      <w:pPr>
+        <w:numPr>
+          <w:ilvl w:val="1"/>
+          <w:numId w:val="2"/>
+        </w:numPr>
+        <w:jc w:val="both"/>
+      </w:pPr>
+      <w:r>
+        <w:t>Experiência anterior com animais;</w:t>
+      </w:r>
+    </w:p>
+    <w:p>
+      <w:pPr>
+        <w:numPr>
+          <w:ilvl w:val="1"/>
+          <w:numId w:val="2"/>
+        </w:numPr>
+        <w:jc w:val="both"/>
+      </w:pPr>
+      <w:r>
+        <w:t>Rotina e disponibilidade para cuidados.</w:t>
+      </w:r>
+    </w:p>
+    <w:p>
+      <w:pPr>
+        <w:numPr>
+          <w:ilvl w:val="0"/>
+          <w:numId w:val="2"/>
+        </w:numPr>
+        <w:jc w:val="both"/>
+      </w:pPr>
+      <w:r>
+        <w:t>Essas informações ficarão armazenadas no perfil do adotante e poderão ser consultadas pela clínica veterinária durante o processo de adoção, auxiliando na análise de compatibilidade entre pessoa e animal.</w:t>
+      </w:r>
+    </w:p>
+    <w:p>
+      <w:pPr>
+        <w:numPr>
+          <w:ilvl w:val="0"/>
+          <w:numId w:val="2"/>
+        </w:numPr>
+        <w:jc w:val="both"/>
+      </w:pPr>
+      <w:r>
+        <w:t>O cadastro também solicitará o CEP ou endereço do usuário, permitindo que o sistema busque automaticamente do usuário.</w:t>
+      </w:r>
+    </w:p>
+    <w:p>
+      <w:pPr>
+        <w:numPr>
+          <w:ilvl w:val="0"/>
+          <w:numId w:val="2"/>
+        </w:numPr>
+        <w:jc w:val="both"/>
+      </w:pPr>
+      <w:r>
+        <w:t>O site possuirá uma área de adoção, onde serão exibidos cards dos animais disponíveis contendo informações como foto, nome, idade, sexo e características.</w:t>
+      </w:r>
+    </w:p>
+    <w:p>
+      <w:pPr>
+        <w:numPr>
+          <w:ilvl w:val="0"/>
+          <w:numId w:val="2"/>
+        </w:numPr>
+        <w:jc w:val="both"/>
+      </w:pPr>
+      <w:r>
+        <w:t>O usuário poderá acessar o perfil completo do animal e demonstrar interesse pela adoção, enquanto a clínica poderá analisar o perfil do adotante antes de aprovar a solicitação.</w:t>
+      </w:r>
+    </w:p>
+    <w:p>
+      <w:pPr>
+        <w:numPr>
+          <w:ilvl w:val="0"/>
+          <w:numId w:val="2"/>
+        </w:numPr>
+        <w:jc w:val="both"/>
+      </w:pPr>
+      <w:r>
+        <w:t>A plataforma contará com uma área de perfil do adotante, onde serão exibidas suas informações cadastradas, histórico e respostas do formulário de adoção.</w:t>
+      </w:r>
+    </w:p>
+    <w:p>
+      <w:pPr>
+        <w:numPr>
+          <w:ilvl w:val="0"/>
+          <w:numId w:val="2"/>
+        </w:numPr>
+        <w:jc w:val="both"/>
+      </w:pPr>
+      <w:r>
+        <w:t>Também haverá uma área de perfil do animal, contendo informações importantes como dados do pet, características, disponibilidade para adoção e sua carteira de vacinação, permitindo o acompanhamento das vacinas e cuidados veterinários.</w:t>
+      </w:r>
+    </w:p>
+    <w:p>
+      <w:pPr>
+        <w:numPr>
+          <w:ilvl w:val="0"/>
+          <w:numId w:val="2"/>
+        </w:numPr>
+        <w:jc w:val="both"/>
+      </w:pPr>
+      <w:r>
+        <w:t>A clínica veterinária terá uma área administrativa para:</w:t>
+      </w:r>
+    </w:p>
+    <w:p>
+      <w:pPr>
+        <w:numPr>
+          <w:ilvl w:val="1"/>
+          <w:numId w:val="2"/>
+        </w:numPr>
+        <w:jc w:val="both"/>
+      </w:pPr>
+      <w:r>
+        <w:t>Cadastrar novos animais;</w:t>
+      </w:r>
+    </w:p>
+    <w:p>
+      <w:pPr>
+        <w:numPr>
+          <w:ilvl w:val="1"/>
+          <w:numId w:val="2"/>
+        </w:numPr>
+        <w:jc w:val="both"/>
+      </w:pPr>
+      <w:r>
+        <w:t>Atualizar informações dos pets;</w:t>
+      </w:r>
+    </w:p>
+    <w:p>
+      <w:pPr>
+        <w:numPr>
+          <w:ilvl w:val="1"/>
+          <w:numId w:val="2"/>
+        </w:numPr>
+        <w:jc w:val="both"/>
+      </w:pPr>
+      <w:r>
+        <w:lastRenderedPageBreak/>
+        <w:t>Gerenciar adoções;</w:t>
+      </w:r>
+    </w:p>
+    <w:p>
+      <w:pPr>
+        <w:numPr>
+          <w:ilvl w:val="1"/>
+          <w:numId w:val="2"/>
+        </w:numPr>
+        <w:jc w:val="both"/>
+      </w:pPr>
+      <w:r>
+        <w:t>Atualizar carteiras de vacinação;</w:t>
+      </w:r>
+    </w:p>
+    <w:p>
+      <w:pPr>
+        <w:numPr>
+          <w:ilvl w:val="1"/>
+          <w:numId w:val="2"/>
+        </w:numPr>
+        <w:jc w:val="both"/>
+      </w:pPr>
+      <w:r>
+        <w:t>Consultar dados dos adotantes.</w:t>
+      </w:r>
+    </w:p>
+    <w:p>
+      <w:pPr>
+        <w:numPr>
+          <w:ilvl w:val="0"/>
+          <w:numId w:val="2"/>
+        </w:numPr>
+        <w:jc w:val="both"/>
+      </w:pPr>
+      <w:r>
+        <w:t>O sistema terá uma página de contato da clínica, facilitando a comunicação entre usuários e a instituição responsável pelo LADVET.</w:t>
+      </w:r>
+    </w:p>
+    <w:p>
+      <w:pPr>
+        <w:numPr>
+          <w:ilvl w:val="0"/>
+          <w:numId w:val="2"/>
+        </w:numPr>
+        <w:jc w:val="both"/>
+      </w:pPr>
+      <w:r>
+        <w:t>Também contará com uma página apresentando a história e objetivo do projeto, reforçando a importância da adoção responsável.</w:t>
+      </w:r>
+    </w:p>
+    <w:p>
+      <w:pPr>
+        <w:numPr>
+          <w:ilvl w:val="0"/>
+          <w:numId w:val="2"/>
+        </w:numPr>
+        <w:jc w:val="both"/>
+      </w:pPr>
+      <w:r>
+        <w:t>O objetivo do LADVET é unir tecnologia e atendimento veterinário, tornando o processo de adoção mais seguro, organizado e eficiente, além de oferecer acompanhamento dos animais mesmo após a adoção.</w:t>
+      </w:r>
+    </w:p>
+    <w:p>
+      <w:pPr>
+        <w:jc w:val="both"/>
+      </w:pPr>
+    </w:p>
     <w:sectPr>
       <w:pgSz w:w="11906" w:h="16838"/>
       <w:pgMar w:top="1417" w:right="1701" w:bottom="1417" w:left="1701" w:header="708" w:footer="708" w:gutter="0"/>
@@ -11,6 +290,279 @@
     </w:sectPr>
   </w:body>
 </w:document>
+</file>
+
+<file path=word/numbering.xml><?xml version="1.0" encoding="utf-8"?>
+<w:numbering xmlns:wpc="http://schemas.microsoft.com/office/word/2010/wordprocessingCanvas" xmlns:cx="http://schemas.microsoft.com/office/drawing/2014/chartex" xmlns:cx1="http://schemas.microsoft.com/office/drawing/2015/9/8/chartex" xmlns:cx2="http://schemas.microsoft.com/office/drawing/2015/10/21/chartex" xmlns:cx3="http://schemas.microsoft.com/office/drawing/2016/5/9/chartex" xmlns:cx4="http://schemas.microsoft.com/office/drawing/2016/5/10/chartex" xmlns:cx5="http://schemas.microsoft.com/office/drawing/2016/5/11/chartex" xmlns:cx6="http://schemas.microsoft.com/office/drawing/2016/5/12/chartex" xmlns:cx7="http://schemas.microsoft.com/office/drawing/2016/5/13/chartex" xmlns:cx8="http://schemas.microsoft.com/office/drawing/2016/5/14/chartex" xmlns:mc="http://schemas.openxmlformats.org/markup-compatibility/2006" xmlns:aink="http://schemas.microsoft.com/office/drawing/2016/ink" xmlns:am3d="http://schemas.microsoft.com/office/drawing/2017/model3d" xmlns:o="urn:schemas-microsoft-com:office:office" xmlns:oel="http://schemas.microsoft.com/office/2019/extlst" xmlns:r="http://schemas.openxmlformats.org/officeDocument/2006/relationships" xmlns:m="http://schemas.openxmlformats.org/officeDocument/2006/math" xmlns:v="urn:schemas-microsoft-com:vml" xmlns:wp14="http://schemas.microsoft.com/office/word/2010/wordprocessingDrawing" xmlns:wp="http://schemas.openxmlformats.org/drawingml/2006/wordprocessingDrawing" xmlns:w10="urn:schemas-microsoft-com:office:word" xmlns:w="http://schemas.openxmlformats.org/wordprocessingml/2006/main" xmlns:w14="http://schemas.microsoft.com/office/word/2010/wordml" xmlns:w15="http://schemas.microsoft.com/office/word/2012/wordml" xmlns:w16cei="http://schemas.microsoft.com/office/word/2026/wordml/cei" xmlns:w16cex="http://schemas.microsoft.com/office/word/2018/wordml/cex" xmlns:w16cid="http://schemas.microsoft.com/office/word/2016/wordml/cid" xmlns:w16="http://schemas.microsoft.com/office/word/2018/wordml" xmlns:w16du="http://schemas.microsoft.com/office/word/2023/wordml/word16du" xmlns:w16sdtdh="http://schemas.microsoft.com/office/word/2020/wordml/sdtdatahash" xmlns:w16sdtfl="http://schemas.microsoft.com/office/word/2024/wordml/sdtformatlock" xmlns:w16se="http://schemas.microsoft.com/office/word/2015/wordml/symex" xmlns:wpg="http://schemas.microsoft.com/office/word/2010/wordprocessingGroup" xmlns:wpi="http://schemas.microsoft.com/office/word/2010/wordprocessingInk" xmlns:wne="http://schemas.microsoft.com/office/word/2006/wordml" xmlns:wps="http://schemas.microsoft.com/office/word/2010/wordprocessingShape" mc:Ignorable="w14 w15 w16se w16cid w16 w16cex w16sdtdh w16sdtfl w16du wp14">
+  <w:abstractNum w:abstractNumId="0" w15:restartNumberingAfterBreak="0">
+    <w:nsid w:val="38A25BBF"/>
+    <w:multiLevelType w:val="multilevel"/>
+    <w:tmpl w:val="1668FA40"/>
+    <w:lvl w:ilvl="0">
+      <w:start w:val="1"/>
+      <w:numFmt w:val="bullet"/>
+      <w:lvlText w:val=""/>
+      <w:lvlJc w:val="left"/>
+      <w:pPr>
+        <w:tabs>
+          <w:tab w:val="num" w:pos="720"/>
+        </w:tabs>
+        <w:ind w:left="720" w:hanging="360"/>
+      </w:pPr>
+      <w:rPr>
+        <w:rFonts w:ascii="Symbol" w:hAnsi="Symbol" w:hint="default"/>
+        <w:sz w:val="20"/>
+      </w:rPr>
+    </w:lvl>
+    <w:lvl w:ilvl="1">
+      <w:start w:val="1"/>
+      <w:numFmt w:val="bullet"/>
+      <w:lvlText w:val="o"/>
+      <w:lvlJc w:val="left"/>
+      <w:pPr>
+        <w:tabs>
+          <w:tab w:val="num" w:pos="1440"/>
+        </w:tabs>
+        <w:ind w:left="1440" w:hanging="360"/>
+      </w:pPr>
+      <w:rPr>
+        <w:rFonts w:ascii="Courier New" w:hAnsi="Courier New" w:hint="default"/>
+        <w:sz w:val="20"/>
+      </w:rPr>
+    </w:lvl>
+    <w:lvl w:ilvl="2" w:tentative="1">
+      <w:start w:val="1"/>
+      <w:numFmt w:val="bullet"/>
+      <w:lvlText w:val=""/>
+      <w:lvlJc w:val="left"/>
+      <w:pPr>
+        <w:tabs>
+          <w:tab w:val="num" w:pos="2160"/>
+        </w:tabs>
+        <w:ind w:left="2160" w:hanging="360"/>
+      </w:pPr>
+      <w:rPr>
+        <w:rFonts w:ascii="Wingdings" w:hAnsi="Wingdings" w:hint="default"/>
+        <w:sz w:val="20"/>
+      </w:rPr>
+    </w:lvl>
+    <w:lvl w:ilvl="3" w:tentative="1">
+      <w:start w:val="1"/>
+      <w:numFmt w:val="bullet"/>
+      <w:lvlText w:val=""/>
+      <w:lvlJc w:val="left"/>
+      <w:pPr>
+        <w:tabs>
+          <w:tab w:val="num" w:pos="2880"/>
+        </w:tabs>
+        <w:ind w:left="2880" w:hanging="360"/>
+      </w:pPr>
+      <w:rPr>
+        <w:rFonts w:ascii="Wingdings" w:hAnsi="Wingdings" w:hint="default"/>
+        <w:sz w:val="20"/>
+      </w:rPr>
+    </w:lvl>
+    <w:lvl w:ilvl="4" w:tentative="1">
+      <w:start w:val="1"/>
+      <w:numFmt w:val="bullet"/>
+      <w:lvlText w:val=""/>
+      <w:lvlJc w:val="left"/>
+      <w:pPr>
+        <w:tabs>
+          <w:tab w:val="num" w:pos="3600"/>
+        </w:tabs>
+        <w:ind w:left="3600" w:hanging="360"/>
+      </w:pPr>
+      <w:rPr>
+        <w:rFonts w:ascii="Wingdings" w:hAnsi="Wingdings" w:hint="default"/>
+        <w:sz w:val="20"/>
+      </w:rPr>
+    </w:lvl>
+    <w:lvl w:ilvl="5" w:tentative="1">
+      <w:start w:val="1"/>
+      <w:numFmt w:val="bullet"/>
+      <w:lvlText w:val=""/>
+      <w:lvlJc w:val="left"/>
+      <w:pPr>
+        <w:tabs>
+          <w:tab w:val="num" w:pos="4320"/>
+        </w:tabs>
+        <w:ind w:left="4320" w:hanging="360"/>
+      </w:pPr>
+      <w:rPr>
+        <w:rFonts w:ascii="Wingdings" w:hAnsi="Wingdings" w:hint="default"/>
+        <w:sz w:val="20"/>
+      </w:rPr>
+    </w:lvl>
+    <w:lvl w:ilvl="6" w:tentative="1">
+      <w:start w:val="1"/>
+      <w:numFmt w:val="bullet"/>
+      <w:lvlText w:val=""/>
+      <w:lvlJc w:val="left"/>
+      <w:pPr>
+        <w:tabs>
+          <w:tab w:val="num" w:pos="5040"/>
+        </w:tabs>
+        <w:ind w:left="5040" w:hanging="360"/>
+      </w:pPr>
+      <w:rPr>
+        <w:rFonts w:ascii="Wingdings" w:hAnsi="Wingdings" w:hint="default"/>
+        <w:sz w:val="20"/>
+      </w:rPr>
+    </w:lvl>
+    <w:lvl w:ilvl="7" w:tentative="1">
+      <w:start w:val="1"/>
+      <w:numFmt w:val="bullet"/>
+      <w:lvlText w:val=""/>
+      <w:lvlJc w:val="left"/>
+      <w:pPr>
+        <w:tabs>
+          <w:tab w:val="num" w:pos="5760"/>
+        </w:tabs>
+        <w:ind w:left="5760" w:hanging="360"/>
+      </w:pPr>
+      <w:rPr>
+        <w:rFonts w:ascii="Wingdings" w:hAnsi="Wingdings" w:hint="default"/>
+        <w:sz w:val="20"/>
+      </w:rPr>
+    </w:lvl>
+    <w:lvl w:ilvl="8" w:tentative="1">
+      <w:start w:val="1"/>
+      <w:numFmt w:val="bullet"/>
+      <w:lvlText w:val=""/>
+      <w:lvlJc w:val="left"/>
+      <w:pPr>
+        <w:tabs>
+          <w:tab w:val="num" w:pos="6480"/>
+        </w:tabs>
+        <w:ind w:left="6480" w:hanging="360"/>
+      </w:pPr>
+      <w:rPr>
+        <w:rFonts w:ascii="Wingdings" w:hAnsi="Wingdings" w:hint="default"/>
+        <w:sz w:val="20"/>
+      </w:rPr>
+    </w:lvl>
+  </w:abstractNum>
+  <w:abstractNum w:abstractNumId="1" w15:restartNumberingAfterBreak="0">
+    <w:nsid w:val="77036E7E"/>
+    <w:multiLevelType w:val="hybridMultilevel"/>
+    <w:tmpl w:val="38EAED92"/>
+    <w:lvl w:ilvl="0" w:tplc="04160001">
+      <w:start w:val="1"/>
+      <w:numFmt w:val="bullet"/>
+      <w:lvlText w:val=""/>
+      <w:lvlJc w:val="left"/>
+      <w:pPr>
+        <w:ind w:left="720" w:hanging="360"/>
+      </w:pPr>
+      <w:rPr>
+        <w:rFonts w:ascii="Symbol" w:hAnsi="Symbol" w:hint="default"/>
+      </w:rPr>
+    </w:lvl>
+    <w:lvl w:ilvl="1" w:tplc="04160003">
+      <w:start w:val="1"/>
+      <w:numFmt w:val="bullet"/>
+      <w:lvlText w:val="o"/>
+      <w:lvlJc w:val="left"/>
+      <w:pPr>
+        <w:ind w:left="1440" w:hanging="360"/>
+      </w:pPr>
+      <w:rPr>
+        <w:rFonts w:ascii="Courier New" w:hAnsi="Courier New" w:cs="Courier New" w:hint="default"/>
+      </w:rPr>
+    </w:lvl>
+    <w:lvl w:ilvl="2" w:tplc="04160005" w:tentative="1">
+      <w:start w:val="1"/>
+      <w:numFmt w:val="bullet"/>
+      <w:lvlText w:val=""/>
+      <w:lvlJc w:val="left"/>
+      <w:pPr>
+        <w:ind w:left="2160" w:hanging="360"/>
+      </w:pPr>
+      <w:rPr>
+        <w:rFonts w:ascii="Wingdings" w:hAnsi="Wingdings" w:hint="default"/>
+      </w:rPr>
+    </w:lvl>
+    <w:lvl w:ilvl="3" w:tplc="04160001" w:tentative="1">
+      <w:start w:val="1"/>
+      <w:numFmt w:val="bullet"/>
+      <w:lvlText w:val=""/>
+      <w:lvlJc w:val="left"/>
+      <w:pPr>
+        <w:ind w:left="2880" w:hanging="360"/>
+      </w:pPr>
+      <w:rPr>
+        <w:rFonts w:ascii="Symbol" w:hAnsi="Symbol" w:hint="default"/>
+      </w:rPr>
+    </w:lvl>
+    <w:lvl w:ilvl="4" w:tplc="04160003" w:tentative="1">
+      <w:start w:val="1"/>
+      <w:numFmt w:val="bullet"/>
+      <w:lvlText w:val="o"/>
+      <w:lvlJc w:val="left"/>
+      <w:pPr>
+        <w:ind w:left="3600" w:hanging="360"/>
+      </w:pPr>
+      <w:rPr>
+        <w:rFonts w:ascii="Courier New" w:hAnsi="Courier New" w:cs="Courier New" w:hint="default"/>
+      </w:rPr>
+    </w:lvl>
+    <w:lvl w:ilvl="5" w:tplc="04160005" w:tentative="1">
+      <w:start w:val="1"/>
+      <w:numFmt w:val="bullet"/>
+      <w:lvlText w:val=""/>
+      <w:lvlJc w:val="left"/>
+      <w:pPr>
+        <w:ind w:left="4320" w:hanging="360"/>
+      </w:pPr>
+      <w:rPr>
+        <w:rFonts w:ascii="Wingdings" w:hAnsi="Wingdings" w:hint="default"/>
+      </w:rPr>
+    </w:lvl>
+    <w:lvl w:ilvl="6" w:tplc="04160001" w:tentative="1">
+      <w:start w:val="1"/>
+      <w:numFmt w:val="bullet"/>
+      <w:lvlText w:val=""/>
+      <w:lvlJc w:val="left"/>
+      <w:pPr>
+        <w:ind w:left="5040" w:hanging="360"/>
+      </w:pPr>
+      <w:rPr>
+        <w:rFonts w:ascii="Symbol" w:hAnsi="Symbol" w:hint="default"/>
+      </w:rPr>
+    </w:lvl>
+    <w:lvl w:ilvl="7" w:tplc="04160003" w:tentative="1">
+      <w:start w:val="1"/>
+      <w:numFmt w:val="bullet"/>
+      <w:lvlText w:val="o"/>
+      <w:lvlJc w:val="left"/>
+      <w:pPr>
+        <w:ind w:left="5760" w:hanging="360"/>
+      </w:pPr>
+      <w:rPr>
+        <w:rFonts w:ascii="Courier New" w:hAnsi="Courier New" w:cs="Courier New" w:hint="default"/>
+      </w:rPr>
+    </w:lvl>
+    <w:lvl w:ilvl="8" w:tplc="04160005" w:tentative="1">
+      <w:start w:val="1"/>
+      <w:numFmt w:val="bullet"/>
+      <w:lvlText w:val=""/>
+      <w:lvlJc w:val="left"/>
+      <w:pPr>
+        <w:ind w:left="6480" w:hanging="360"/>
+      </w:pPr>
+      <w:rPr>
+        <w:rFonts w:ascii="Wingdings" w:hAnsi="Wingdings" w:hint="default"/>
+      </w:rPr>
+    </w:lvl>
+  </w:abstractNum>
+  <w:num w:numId="1" w16cid:durableId="21131012">
+    <w:abstractNumId w:val="0"/>
+  </w:num>
+  <w:num w:numId="2" w16cid:durableId="98259696">
+    <w:abstractNumId w:val="1"/>
+  </w:num>
+</w:numbering>
 </file>
 
 <file path=word/styles.xml><?xml version="1.0" encoding="utf-8"?>

--- a/docs/GUIA - LADVET.docx
+++ b/docs/GUIA - LADVET.docx
@@ -4,11 +4,9 @@
   <w:body>
     <w:p>
       <w:pPr>
-        <w:pStyle w:val="PargrafodaLista"/>
-        <w:ind w:firstLine="696"/>
-        <w:jc w:val="both"/>
+        <w:jc w:val="center"/>
         <w:rPr>
-          <w:rFonts w:ascii="Baguet Script" w:hAnsi="Baguet Script"/>
+          <w:rFonts w:ascii="Amasis MT Pro Black" w:hAnsi="Amasis MT Pro Black"/>
           <w:color w:val="D86DCB" w:themeColor="accent5" w:themeTint="99"/>
           <w:sz w:val="48"/>
           <w:szCs w:val="48"/>
@@ -16,7 +14,7 @@
       </w:pPr>
       <w:r>
         <w:rPr>
-          <w:rFonts w:ascii="Baguet Script" w:hAnsi="Baguet Script"/>
+          <w:rFonts w:ascii="Amasis MT Pro Black" w:hAnsi="Amasis MT Pro Black"/>
           <w:color w:val="D86DCB" w:themeColor="accent5" w:themeTint="99"/>
           <w:sz w:val="48"/>
           <w:szCs w:val="48"/>
@@ -30,7 +28,6 @@
           <w:ilvl w:val="0"/>
           <w:numId w:val="2"/>
         </w:numPr>
-        <w:jc w:val="both"/>
       </w:pPr>
       <w:r>
         <w:t>O LADVET será uma plataforma desenvolvida para ser vendida e utilizada por uma única clínica veterinária, funcionando como um sistema próprio para gerenciamento de animais e processos de adoção.</w:t>
@@ -42,7 +39,6 @@
           <w:ilvl w:val="0"/>
           <w:numId w:val="2"/>
         </w:numPr>
-        <w:jc w:val="both"/>
       </w:pPr>
       <w:r>
         <w:t>O sistema contará com cadastro e login de usuários, onde no momento da criação da conta o adotante deverá preencher um formulário com informações pessoais e informações relacionadas à adoção, como:</w:t>
@@ -54,7 +50,6 @@
           <w:ilvl w:val="1"/>
           <w:numId w:val="2"/>
         </w:numPr>
-        <w:jc w:val="both"/>
       </w:pPr>
       <w:r>
         <w:t>Tipo de residência;</w:t>
@@ -66,7 +61,6 @@
           <w:ilvl w:val="1"/>
           <w:numId w:val="2"/>
         </w:numPr>
-        <w:jc w:val="both"/>
       </w:pPr>
       <w:r>
         <w:t>Espaço disponível para o animal;</w:t>
@@ -78,7 +72,6 @@
           <w:ilvl w:val="1"/>
           <w:numId w:val="2"/>
         </w:numPr>
-        <w:jc w:val="both"/>
       </w:pPr>
       <w:r>
         <w:t>Experiência anterior com animais;</w:t>
@@ -90,7 +83,6 @@
           <w:ilvl w:val="1"/>
           <w:numId w:val="2"/>
         </w:numPr>
-        <w:jc w:val="both"/>
       </w:pPr>
       <w:r>
         <w:t>Rotina e disponibilidade para cuidados.</w:t>
@@ -102,7 +94,6 @@
           <w:ilvl w:val="0"/>
           <w:numId w:val="2"/>
         </w:numPr>
-        <w:jc w:val="both"/>
       </w:pPr>
       <w:r>
         <w:t>Essas informações ficarão armazenadas no perfil do adotante e poderão ser consultadas pela clínica veterinária durante o processo de adoção, auxiliando na análise de compatibilidade entre pessoa e animal.</w:t>
@@ -114,7 +105,6 @@
           <w:ilvl w:val="0"/>
           <w:numId w:val="2"/>
         </w:numPr>
-        <w:jc w:val="both"/>
       </w:pPr>
       <w:r>
         <w:t>O cadastro também solicitará o CEP ou endereço do usuário, permitindo que o sistema busque automaticamente do usuário.</w:t>
@@ -126,7 +116,6 @@
           <w:ilvl w:val="0"/>
           <w:numId w:val="2"/>
         </w:numPr>
-        <w:jc w:val="both"/>
       </w:pPr>
       <w:r>
         <w:t>O site possuirá uma área de adoção, onde serão exibidos cards dos animais disponíveis contendo informações como foto, nome, idade, sexo e características.</w:t>
@@ -138,7 +127,6 @@
           <w:ilvl w:val="0"/>
           <w:numId w:val="2"/>
         </w:numPr>
-        <w:jc w:val="both"/>
       </w:pPr>
       <w:r>
         <w:t>O usuário poderá acessar o perfil completo do animal e demonstrar interesse pela adoção, enquanto a clínica poderá analisar o perfil do adotante antes de aprovar a solicitação.</w:t>
@@ -150,7 +138,6 @@
           <w:ilvl w:val="0"/>
           <w:numId w:val="2"/>
         </w:numPr>
-        <w:jc w:val="both"/>
       </w:pPr>
       <w:r>
         <w:t>A plataforma contará com uma área de perfil do adotante, onde serão exibidas suas informações cadastradas, histórico e respostas do formulário de adoção.</w:t>
@@ -162,7 +149,6 @@
           <w:ilvl w:val="0"/>
           <w:numId w:val="2"/>
         </w:numPr>
-        <w:jc w:val="both"/>
       </w:pPr>
       <w:r>
         <w:t>Também haverá uma área de perfil do animal, contendo informações importantes como dados do pet, características, disponibilidade para adoção e sua carteira de vacinação, permitindo o acompanhamento das vacinas e cuidados veterinários.</w:t>
@@ -174,7 +160,6 @@
           <w:ilvl w:val="0"/>
           <w:numId w:val="2"/>
         </w:numPr>
-        <w:jc w:val="both"/>
       </w:pPr>
       <w:r>
         <w:t>A clínica veterinária terá uma área administrativa para:</w:t>
@@ -186,7 +171,6 @@
           <w:ilvl w:val="1"/>
           <w:numId w:val="2"/>
         </w:numPr>
-        <w:jc w:val="both"/>
       </w:pPr>
       <w:r>
         <w:t>Cadastrar novos animais;</w:t>
@@ -198,9 +182,9 @@
           <w:ilvl w:val="1"/>
           <w:numId w:val="2"/>
         </w:numPr>
-        <w:jc w:val="both"/>
-      </w:pPr>
-      <w:r>
+      </w:pPr>
+      <w:r>
+        <w:lastRenderedPageBreak/>
         <w:t>Atualizar informações dos pets;</w:t>
       </w:r>
     </w:p>
@@ -210,10 +194,8 @@
           <w:ilvl w:val="1"/>
           <w:numId w:val="2"/>
         </w:numPr>
-        <w:jc w:val="both"/>
-      </w:pPr>
-      <w:r>
-        <w:lastRenderedPageBreak/>
+      </w:pPr>
+      <w:r>
         <w:t>Gerenciar adoções;</w:t>
       </w:r>
     </w:p>
@@ -223,7 +205,6 @@
           <w:ilvl w:val="1"/>
           <w:numId w:val="2"/>
         </w:numPr>
-        <w:jc w:val="both"/>
       </w:pPr>
       <w:r>
         <w:t>Atualizar carteiras de vacinação;</w:t>
@@ -235,7 +216,6 @@
           <w:ilvl w:val="1"/>
           <w:numId w:val="2"/>
         </w:numPr>
-        <w:jc w:val="both"/>
       </w:pPr>
       <w:r>
         <w:t>Consultar dados dos adotantes.</w:t>
@@ -247,7 +227,6 @@
           <w:ilvl w:val="0"/>
           <w:numId w:val="2"/>
         </w:numPr>
-        <w:jc w:val="both"/>
       </w:pPr>
       <w:r>
         <w:t>O sistema terá uma página de contato da clínica, facilitando a comunicação entre usuários e a instituição responsável pelo LADVET.</w:t>
@@ -259,7 +238,6 @@
           <w:ilvl w:val="0"/>
           <w:numId w:val="2"/>
         </w:numPr>
-        <w:jc w:val="both"/>
       </w:pPr>
       <w:r>
         <w:t>Também contará com uma página apresentando a história e objetivo do projeto, reforçando a importância da adoção responsável.</w:t>
@@ -271,17 +249,12 @@
           <w:ilvl w:val="0"/>
           <w:numId w:val="2"/>
         </w:numPr>
-        <w:jc w:val="both"/>
       </w:pPr>
       <w:r>
         <w:t>O objetivo do LADVET é unir tecnologia e atendimento veterinário, tornando o processo de adoção mais seguro, organizado e eficiente, além de oferecer acompanhamento dos animais mesmo após a adoção.</w:t>
       </w:r>
     </w:p>
-    <w:p>
-      <w:pPr>
-        <w:jc w:val="both"/>
-      </w:pPr>
-    </w:p>
+    <w:p/>
     <w:sectPr>
       <w:pgSz w:w="11906" w:h="16838"/>
       <w:pgMar w:top="1417" w:right="1701" w:bottom="1417" w:left="1701" w:header="708" w:footer="708" w:gutter="0"/>
